--- a/Machine Learning/Lab №2/АПИМ-25_ЛР#2_Клименко.docx
+++ b/Machine Learning/Lab №2/АПИМ-25_ЛР#2_Клименко.docx
@@ -933,23 +933,7 @@
           <w:sz w:val="28"/>
           <w:szCs w:val="28"/>
         </w:rPr>
-        <w:t xml:space="preserve">1, с последующим приведением к целочисленному беззнаковому типу uint8. Полученный вектор сохранён в файл с помощью функции </w:t>
-      </w:r>
-      <w:proofErr w:type="gramStart"/>
-      <w:r>
-        <w:rPr>
-          <w:sz w:val="28"/>
-          <w:szCs w:val="28"/>
-        </w:rPr>
-        <w:t>np.save</w:t>
-      </w:r>
-      <w:proofErr w:type="gramEnd"/>
-      <w:r>
-        <w:rPr>
-          <w:sz w:val="28"/>
-          <w:szCs w:val="28"/>
-        </w:rPr>
-        <w:t>.</w:t>
+        <w:t>1, с последующим приведением к целочисленному беззнаковому типу uint8. Полученный вектор сохранён в файл с помощью функции np.save.</w:t>
       </w:r>
       <w:r>
         <w:rPr>
@@ -1067,43 +1051,7 @@
           <w:szCs w:val="28"/>
           <w:lang w:val="ru-RU"/>
         </w:rPr>
-        <w:t xml:space="preserve">Из файла input_vector.npy загружается входной вектор с помощью функции </w:t>
-      </w:r>
-      <w:proofErr w:type="gramStart"/>
-      <w:r>
-        <w:rPr>
-          <w:sz w:val="28"/>
-          <w:szCs w:val="28"/>
-          <w:lang w:val="ru-RU"/>
-        </w:rPr>
-        <w:t>np.load</w:t>
-      </w:r>
-      <w:proofErr w:type="gramEnd"/>
-      <w:r>
-        <w:rPr>
-          <w:sz w:val="28"/>
-          <w:szCs w:val="28"/>
-          <w:lang w:val="ru-RU"/>
-        </w:rPr>
-        <w:t xml:space="preserve">. Для первичной проверки корректности загрузки на экран выводятся первые пять элементов вектора. Далее вызывается функция vector_to_binary_matrix, которая преобразует исходный вектор неотрицательных целых чисел в двумерную матрицу их бинарных представлений. С целью визуального контроля корректности преобразования выводятся первые три строки результирующей матрицы. После этого полученная бинарная матрица сохраняется в файл output_matrix.npу с использованием функции </w:t>
-      </w:r>
-      <w:proofErr w:type="gramStart"/>
-      <w:r>
-        <w:rPr>
-          <w:sz w:val="28"/>
-          <w:szCs w:val="28"/>
-          <w:lang w:val="ru-RU"/>
-        </w:rPr>
-        <w:t>np.save</w:t>
-      </w:r>
-      <w:proofErr w:type="gramEnd"/>
-      <w:r>
-        <w:rPr>
-          <w:sz w:val="28"/>
-          <w:szCs w:val="28"/>
-          <w:lang w:val="ru-RU"/>
-        </w:rPr>
-        <w:t>, что полностью соответствует требованию задания о сохранении результатов в файл.</w:t>
+        <w:t>Из файла input_vector.npy загружается входной вектор с помощью функции np.load. Для первичной проверки корректности загрузки на экран выводятся первые пять элементов вектора. Далее вызывается функция vector_to_binary_matrix, которая преобразует исходный вектор неотрицательных целых чисел в двумерную матрицу их бинарных представлений. С целью визуального контроля корректности преобразования выводятся первые три строки результирующей матрицы. После этого полученная бинарная матрица сохраняется в файл output_matrix.npу с использованием функции np.save, что полностью соответствует требованию задания о сохранении результатов в файл.</w:t>
       </w:r>
     </w:p>
     <w:p>
@@ -1457,23 +1405,7 @@
           <w:szCs w:val="28"/>
           <w:lang w:val="ru-RU"/>
         </w:rPr>
-        <w:t xml:space="preserve">реализовать </w:t>
-      </w:r>
-      <w:r>
-        <w:rPr>
-          <w:sz w:val="28"/>
-          <w:szCs w:val="28"/>
-          <w:lang w:val="ru-RU"/>
-        </w:rPr>
-        <w:t>нейронную сеть,</w:t>
-      </w:r>
-      <w:r>
-        <w:rPr>
-          <w:sz w:val="28"/>
-          <w:szCs w:val="28"/>
-          <w:lang w:val="ru-RU"/>
-        </w:rPr>
-        <w:t xml:space="preserve"> вычисляющую результат заданной</w:t>
+        <w:t>реализовать нейронную сеть, вычисляющую результат заданной</w:t>
       </w:r>
       <w:r>
         <w:rPr>
@@ -1522,6 +1454,137 @@
           <w:lang w:val="ru-RU"/>
         </w:rPr>
         <w:t>тензор входных данных и список весов.</w:t>
+      </w:r>
+      <w:r>
+        <w:rPr>
+          <w:sz w:val="28"/>
+          <w:szCs w:val="28"/>
+          <w:lang w:val="ru-RU"/>
+        </w:rPr>
+        <w:t xml:space="preserve"> </w:t>
+      </w:r>
+      <w:r>
+        <w:rPr>
+          <w:sz w:val="28"/>
+          <w:szCs w:val="28"/>
+        </w:rPr>
+        <w:t>Должно быть реализовано 2 функции:</w:t>
+      </w:r>
+      <w:r>
+        <w:rPr>
+          <w:sz w:val="28"/>
+          <w:szCs w:val="28"/>
+          <w:lang w:val="ru-RU"/>
+        </w:rPr>
+        <w:t xml:space="preserve"> </w:t>
+      </w:r>
+      <w:r>
+        <w:rPr>
+          <w:sz w:val="28"/>
+          <w:szCs w:val="28"/>
+          <w:lang w:val="ru-RU"/>
+        </w:rPr>
+        <w:t>1. Функция, в которой все операции реализованы как поэлементные</w:t>
+      </w:r>
+      <w:r>
+        <w:rPr>
+          <w:sz w:val="28"/>
+          <w:szCs w:val="28"/>
+          <w:lang w:val="ru-RU"/>
+        </w:rPr>
+        <w:t xml:space="preserve"> </w:t>
+      </w:r>
+      <w:r>
+        <w:rPr>
+          <w:sz w:val="28"/>
+          <w:szCs w:val="28"/>
+          <w:lang w:val="ru-RU"/>
+        </w:rPr>
+        <w:t>операции над тензорами</w:t>
+      </w:r>
+      <w:r>
+        <w:rPr>
+          <w:sz w:val="28"/>
+          <w:szCs w:val="28"/>
+          <w:lang w:val="ru-RU"/>
+        </w:rPr>
+        <w:t xml:space="preserve"> </w:t>
+      </w:r>
+      <w:r>
+        <w:rPr>
+          <w:sz w:val="28"/>
+          <w:szCs w:val="28"/>
+          <w:lang w:val="ru-RU"/>
+        </w:rPr>
+        <w:t>2. Функция, в которой все операции реализованы с использованием</w:t>
+      </w:r>
+      <w:r>
+        <w:rPr>
+          <w:sz w:val="28"/>
+          <w:szCs w:val="28"/>
+          <w:lang w:val="ru-RU"/>
+        </w:rPr>
+        <w:t xml:space="preserve"> </w:t>
+      </w:r>
+      <w:r>
+        <w:rPr>
+          <w:sz w:val="28"/>
+          <w:szCs w:val="28"/>
+          <w:lang w:val="ru-RU"/>
+        </w:rPr>
+        <w:t>операций над тензорами из NumPy</w:t>
+      </w:r>
+    </w:p>
+    <w:p>
+      <w:pPr>
+        <w:ind w:firstLine="0"/>
+        <w:rPr>
+          <w:sz w:val="28"/>
+          <w:szCs w:val="28"/>
+          <w:lang w:val="ru-RU"/>
+        </w:rPr>
+      </w:pPr>
+      <w:r>
+        <w:rPr>
+          <w:sz w:val="28"/>
+          <w:szCs w:val="28"/>
+          <w:lang w:val="ru-RU"/>
+        </w:rPr>
+        <w:drawing>
+          <wp:inline distT="0" distB="0" distL="0" distR="0" wp14:anchorId="502C2A2A" wp14:editId="352E7E05">
+            <wp:extent cx="1813560" cy="398984"/>
+            <wp:effectExtent l="0" t="0" r="0" b="1270"/>
+            <wp:docPr id="1360445062" name="Рисунок 1"/>
+            <wp:cNvGraphicFramePr>
+              <a:graphicFrameLocks xmlns:a="http://schemas.openxmlformats.org/drawingml/2006/main" noChangeAspect="1"/>
+            </wp:cNvGraphicFramePr>
+            <a:graphic xmlns:a="http://schemas.openxmlformats.org/drawingml/2006/main">
+              <a:graphicData uri="http://schemas.openxmlformats.org/drawingml/2006/picture">
+                <pic:pic xmlns:pic="http://schemas.openxmlformats.org/drawingml/2006/picture">
+                  <pic:nvPicPr>
+                    <pic:cNvPr id="1360445062" name=""/>
+                    <pic:cNvPicPr/>
+                  </pic:nvPicPr>
+                  <pic:blipFill>
+                    <a:blip r:embed="rId10"/>
+                    <a:stretch>
+                      <a:fillRect/>
+                    </a:stretch>
+                  </pic:blipFill>
+                  <pic:spPr>
+                    <a:xfrm>
+                      <a:off x="0" y="0"/>
+                      <a:ext cx="1813560" cy="398984"/>
+                    </a:xfrm>
+                    <a:prstGeom prst="rect">
+                      <a:avLst/>
+                    </a:prstGeom>
+                  </pic:spPr>
+                </pic:pic>
+              </a:graphicData>
+            </a:graphic>
+          </wp:inline>
+        </w:drawing>
       </w:r>
     </w:p>
     <w:p>
@@ -1538,88 +1601,448 @@
         <w:rPr>
           <w:sz w:val="28"/>
           <w:szCs w:val="28"/>
-        </w:rPr>
-        <w:t>Должно быть реализовано 2 функции:</w:t>
-      </w:r>
-    </w:p>
-    <w:p>
-      <w:pPr>
-        <w:ind w:firstLine="709"/>
-        <w:rPr>
-          <w:sz w:val="28"/>
-          <w:szCs w:val="28"/>
-          <w:lang w:val="ru-RU"/>
-        </w:rPr>
-      </w:pPr>
-      <w:r>
-        <w:rPr>
-          <w:sz w:val="28"/>
-          <w:szCs w:val="28"/>
-          <w:lang w:val="ru-RU"/>
-        </w:rPr>
-        <w:t>1. Функция, в которой все операции реализованы как поэлементные</w:t>
-      </w:r>
-    </w:p>
-    <w:p>
-      <w:pPr>
-        <w:ind w:firstLine="709"/>
-        <w:rPr>
-          <w:sz w:val="28"/>
-          <w:szCs w:val="28"/>
-          <w:lang w:val="ru-RU"/>
-        </w:rPr>
-      </w:pPr>
-      <w:r>
-        <w:rPr>
-          <w:sz w:val="28"/>
-          <w:szCs w:val="28"/>
-          <w:lang w:val="ru-RU"/>
-        </w:rPr>
-        <w:t>операции над тензорами</w:t>
-      </w:r>
-    </w:p>
-    <w:p>
-      <w:pPr>
-        <w:ind w:firstLine="709"/>
-        <w:rPr>
-          <w:sz w:val="28"/>
-          <w:szCs w:val="28"/>
-          <w:lang w:val="ru-RU"/>
-        </w:rPr>
-      </w:pPr>
-      <w:r>
-        <w:rPr>
-          <w:sz w:val="28"/>
-          <w:szCs w:val="28"/>
-          <w:lang w:val="ru-RU"/>
-        </w:rPr>
-        <w:t>2. Функция, в которой все операции реализованы с использованием</w:t>
-      </w:r>
-    </w:p>
-    <w:p>
-      <w:pPr>
-        <w:ind w:firstLine="709"/>
-        <w:rPr>
-          <w:sz w:val="28"/>
-          <w:szCs w:val="28"/>
-          <w:lang w:val="ru-RU"/>
-        </w:rPr>
-      </w:pPr>
-      <w:r>
-        <w:rPr>
-          <w:sz w:val="28"/>
-          <w:szCs w:val="28"/>
-          <w:lang w:val="ru-RU"/>
-        </w:rPr>
-        <w:t>операций над тензорами из NumPy</w:t>
-      </w:r>
-      <w:r>
-        <w:rPr>
-          <w:sz w:val="28"/>
-          <w:szCs w:val="28"/>
-          <w:lang w:val="ru-RU"/>
-        </w:rPr>
-        <w:cr/>
+          <w:lang w:val="ru-RU"/>
+        </w:rPr>
+        <w:t>Для выполнения работы была реализована функция generate_dataset, возвращающая кортеж из двух массивов типа ndarray: первого — с входными данными, и второго — с соответствующими метками (результатами заданной логической операции).</w:t>
+      </w:r>
+      <w:r>
+        <w:rPr>
+          <w:sz w:val="28"/>
+          <w:szCs w:val="28"/>
+          <w:lang w:val="ru-RU"/>
+        </w:rPr>
+        <w:t xml:space="preserve"> </w:t>
+      </w:r>
+      <w:r>
+        <w:rPr>
+          <w:sz w:val="28"/>
+          <w:szCs w:val="28"/>
+          <w:lang w:val="ru-RU"/>
+        </w:rPr>
+        <w:t xml:space="preserve">В теле функции последовательно перебираются все возможные комбинации трёх бинарных переменных </w:t>
+      </w:r>
+      <w:r>
+        <w:rPr>
+          <w:i/>
+          <w:iCs/>
+          <w:sz w:val="28"/>
+          <w:szCs w:val="28"/>
+          <w:lang w:val="ru-RU"/>
+        </w:rPr>
+        <w:t>a</w:t>
+      </w:r>
+      <w:r>
+        <w:rPr>
+          <w:sz w:val="28"/>
+          <w:szCs w:val="28"/>
+          <w:lang w:val="ru-RU"/>
+        </w:rPr>
+        <w:t>,</w:t>
+      </w:r>
+      <w:r>
+        <w:rPr>
+          <w:i/>
+          <w:iCs/>
+          <w:sz w:val="28"/>
+          <w:szCs w:val="28"/>
+          <w:lang w:val="ru-RU"/>
+        </w:rPr>
+        <w:t xml:space="preserve"> b</w:t>
+      </w:r>
+      <w:r>
+        <w:rPr>
+          <w:sz w:val="28"/>
+          <w:szCs w:val="28"/>
+          <w:lang w:val="ru-RU"/>
+        </w:rPr>
+        <w:t>,</w:t>
+      </w:r>
+      <w:r>
+        <w:rPr>
+          <w:sz w:val="28"/>
+          <w:szCs w:val="28"/>
+          <w:lang w:val="ru-RU"/>
+        </w:rPr>
+        <w:t xml:space="preserve"> </w:t>
+      </w:r>
+      <w:r>
+        <w:rPr>
+          <w:i/>
+          <w:iCs/>
+          <w:sz w:val="28"/>
+          <w:szCs w:val="28"/>
+          <w:lang w:val="ru-RU"/>
+        </w:rPr>
+        <w:t>c</w:t>
+      </w:r>
+      <w:r>
+        <w:rPr>
+          <w:i/>
+          <w:iCs/>
+          <w:sz w:val="28"/>
+          <w:szCs w:val="28"/>
+          <w:lang w:val="ru-RU"/>
+        </w:rPr>
+        <w:t xml:space="preserve"> </w:t>
+      </w:r>
+      <w:r>
+        <w:rPr>
+          <w:rFonts w:ascii="Cambria Math" w:hAnsi="Cambria Math" w:cs="Cambria Math"/>
+          <w:sz w:val="28"/>
+          <w:szCs w:val="28"/>
+          <w:lang w:val="ru-RU"/>
+        </w:rPr>
+        <w:t>∈</w:t>
+      </w:r>
+      <w:r>
+        <w:rPr>
+          <w:sz w:val="28"/>
+          <w:szCs w:val="28"/>
+          <w:lang w:val="ru-RU"/>
+        </w:rPr>
+        <w:t xml:space="preserve"> {</w:t>
+      </w:r>
+      <w:r>
+        <w:rPr>
+          <w:sz w:val="28"/>
+          <w:szCs w:val="28"/>
+          <w:lang w:val="ru-RU"/>
+        </w:rPr>
+        <w:t>0,1</w:t>
+      </w:r>
+      <w:r>
+        <w:rPr>
+          <w:sz w:val="28"/>
+          <w:szCs w:val="28"/>
+          <w:lang w:val="ru-RU"/>
+        </w:rPr>
+        <w:t>},</w:t>
+      </w:r>
+      <w:r>
+        <w:rPr>
+          <w:sz w:val="28"/>
+          <w:szCs w:val="28"/>
+          <w:lang w:val="ru-RU"/>
+        </w:rPr>
+        <w:t xml:space="preserve"> формируя полную таблицу истинности (всего 8 строк). Для каждой комбинации вычисляется значение целевой логической функции:</w:t>
+      </w:r>
+      <w:r>
+        <w:rPr>
+          <w:sz w:val="28"/>
+          <w:szCs w:val="28"/>
+          <w:lang w:val="ru-RU"/>
+        </w:rPr>
+        <w:t xml:space="preserve"> </w:t>
+      </w:r>
+      <w:r>
+        <w:rPr>
+          <w:i/>
+          <w:iCs/>
+          <w:sz w:val="28"/>
+          <w:szCs w:val="28"/>
+          <w:lang w:val="en-US"/>
+        </w:rPr>
+        <w:t>y</w:t>
+      </w:r>
+      <w:r>
+        <w:rPr>
+          <w:i/>
+          <w:iCs/>
+          <w:sz w:val="28"/>
+          <w:szCs w:val="28"/>
+          <w:lang w:val="ru-RU"/>
+        </w:rPr>
+        <w:t xml:space="preserve"> = (</w:t>
+      </w:r>
+      <w:r>
+        <w:rPr>
+          <w:i/>
+          <w:iCs/>
+          <w:sz w:val="28"/>
+          <w:szCs w:val="28"/>
+          <w:lang w:val="en-US"/>
+        </w:rPr>
+        <w:t>a</w:t>
+      </w:r>
+      <w:r>
+        <w:rPr>
+          <w:i/>
+          <w:iCs/>
+          <w:sz w:val="28"/>
+          <w:szCs w:val="28"/>
+          <w:lang w:val="ru-RU"/>
+        </w:rPr>
+        <w:t xml:space="preserve"> </w:t>
+      </w:r>
+      <w:r>
+        <w:rPr>
+          <w:i/>
+          <w:iCs/>
+          <w:sz w:val="28"/>
+          <w:szCs w:val="28"/>
+          <w:lang w:val="en-US"/>
+        </w:rPr>
+        <w:t>or</w:t>
+      </w:r>
+      <w:r>
+        <w:rPr>
+          <w:i/>
+          <w:iCs/>
+          <w:sz w:val="28"/>
+          <w:szCs w:val="28"/>
+          <w:lang w:val="ru-RU"/>
+        </w:rPr>
+        <w:t xml:space="preserve"> </w:t>
+      </w:r>
+      <w:r>
+        <w:rPr>
+          <w:i/>
+          <w:iCs/>
+          <w:sz w:val="28"/>
+          <w:szCs w:val="28"/>
+          <w:lang w:val="en-US"/>
+        </w:rPr>
+        <w:t>b</w:t>
+      </w:r>
+      <w:r>
+        <w:rPr>
+          <w:i/>
+          <w:iCs/>
+          <w:sz w:val="28"/>
+          <w:szCs w:val="28"/>
+          <w:lang w:val="ru-RU"/>
+        </w:rPr>
+        <w:t xml:space="preserve">) </w:t>
+      </w:r>
+      <w:r>
+        <w:rPr>
+          <w:i/>
+          <w:iCs/>
+          <w:sz w:val="28"/>
+          <w:szCs w:val="28"/>
+          <w:lang w:val="en-US"/>
+        </w:rPr>
+        <w:t>xor</w:t>
+      </w:r>
+      <w:r>
+        <w:rPr>
+          <w:i/>
+          <w:iCs/>
+          <w:sz w:val="28"/>
+          <w:szCs w:val="28"/>
+          <w:lang w:val="ru-RU"/>
+        </w:rPr>
+        <w:t xml:space="preserve"> </w:t>
+      </w:r>
+      <w:r>
+        <w:rPr>
+          <w:i/>
+          <w:iCs/>
+          <w:sz w:val="28"/>
+          <w:szCs w:val="28"/>
+          <w:lang w:val="en-US"/>
+        </w:rPr>
+        <w:t>not</w:t>
+      </w:r>
+      <w:r>
+        <w:rPr>
+          <w:i/>
+          <w:iCs/>
+          <w:sz w:val="28"/>
+          <w:szCs w:val="28"/>
+          <w:lang w:val="ru-RU"/>
+        </w:rPr>
+        <w:t xml:space="preserve"> (</w:t>
+      </w:r>
+      <w:r>
+        <w:rPr>
+          <w:i/>
+          <w:iCs/>
+          <w:sz w:val="28"/>
+          <w:szCs w:val="28"/>
+          <w:lang w:val="en-US"/>
+        </w:rPr>
+        <w:t>b</w:t>
+      </w:r>
+      <w:r>
+        <w:rPr>
+          <w:i/>
+          <w:iCs/>
+          <w:sz w:val="28"/>
+          <w:szCs w:val="28"/>
+          <w:lang w:val="ru-RU"/>
+        </w:rPr>
+        <w:t xml:space="preserve"> </w:t>
+      </w:r>
+      <w:r>
+        <w:rPr>
+          <w:i/>
+          <w:iCs/>
+          <w:sz w:val="28"/>
+          <w:szCs w:val="28"/>
+          <w:lang w:val="en-US"/>
+        </w:rPr>
+        <w:t>and</w:t>
+      </w:r>
+      <w:r>
+        <w:rPr>
+          <w:i/>
+          <w:iCs/>
+          <w:sz w:val="28"/>
+          <w:szCs w:val="28"/>
+          <w:lang w:val="ru-RU"/>
+        </w:rPr>
+        <w:t xml:space="preserve"> </w:t>
+      </w:r>
+      <w:r>
+        <w:rPr>
+          <w:i/>
+          <w:iCs/>
+          <w:sz w:val="28"/>
+          <w:szCs w:val="28"/>
+          <w:lang w:val="en-US"/>
+        </w:rPr>
+        <w:t>c</w:t>
+      </w:r>
+      <w:r>
+        <w:rPr>
+          <w:i/>
+          <w:iCs/>
+          <w:sz w:val="28"/>
+          <w:szCs w:val="28"/>
+          <w:lang w:val="ru-RU"/>
+        </w:rPr>
+        <w:t>)</w:t>
+      </w:r>
+      <w:r>
+        <w:rPr>
+          <w:sz w:val="28"/>
+          <w:szCs w:val="28"/>
+          <w:lang w:val="ru-RU"/>
+        </w:rPr>
+        <w:t>,</w:t>
+      </w:r>
+      <w:r>
+        <w:rPr>
+          <w:sz w:val="28"/>
+          <w:szCs w:val="28"/>
+          <w:lang w:val="ru-RU"/>
+        </w:rPr>
+        <w:t xml:space="preserve"> </w:t>
+      </w:r>
+      <w:r>
+        <w:rPr>
+          <w:sz w:val="28"/>
+          <w:szCs w:val="28"/>
+          <w:lang w:val="ru-RU"/>
+        </w:rPr>
+        <w:t>которое преобразуется в целочисленный тип (int) и добавляется в список меток.</w:t>
+      </w:r>
+    </w:p>
+    <w:p>
+      <w:pPr>
+        <w:ind w:firstLine="0"/>
+        <w:jc w:val="both"/>
+        <w:rPr>
+          <w:sz w:val="28"/>
+          <w:szCs w:val="28"/>
+          <w:lang w:val="ru-RU"/>
+        </w:rPr>
+      </w:pPr>
+      <w:r>
+        <w:rPr>
+          <w:sz w:val="28"/>
+          <w:szCs w:val="28"/>
+          <w:lang w:val="en-US"/>
+        </w:rPr>
+        <w:drawing>
+          <wp:inline distT="0" distB="0" distL="0" distR="0" wp14:anchorId="51611EC1" wp14:editId="4954219B">
+            <wp:extent cx="6481445" cy="3263900"/>
+            <wp:effectExtent l="0" t="0" r="0" b="0"/>
+            <wp:docPr id="1961549908" name="Рисунок 1"/>
+            <wp:cNvGraphicFramePr>
+              <a:graphicFrameLocks xmlns:a="http://schemas.openxmlformats.org/drawingml/2006/main" noChangeAspect="1"/>
+            </wp:cNvGraphicFramePr>
+            <a:graphic xmlns:a="http://schemas.openxmlformats.org/drawingml/2006/main">
+              <a:graphicData uri="http://schemas.openxmlformats.org/drawingml/2006/picture">
+                <pic:pic xmlns:pic="http://schemas.openxmlformats.org/drawingml/2006/picture">
+                  <pic:nvPicPr>
+                    <pic:cNvPr id="1961549908" name=""/>
+                    <pic:cNvPicPr/>
+                  </pic:nvPicPr>
+                  <pic:blipFill>
+                    <a:blip r:embed="rId11"/>
+                    <a:stretch>
+                      <a:fillRect/>
+                    </a:stretch>
+                  </pic:blipFill>
+                  <pic:spPr>
+                    <a:xfrm>
+                      <a:off x="0" y="0"/>
+                      <a:ext cx="6481445" cy="3263900"/>
+                    </a:xfrm>
+                    <a:prstGeom prst="rect">
+                      <a:avLst/>
+                    </a:prstGeom>
+                  </pic:spPr>
+                </pic:pic>
+              </a:graphicData>
+            </a:graphic>
+          </wp:inline>
+        </w:drawing>
+      </w:r>
+    </w:p>
+    <w:p>
+      <w:pPr>
+        <w:ind w:firstLine="0"/>
+        <w:jc w:val="both"/>
+        <w:rPr>
+          <w:sz w:val="28"/>
+          <w:szCs w:val="28"/>
+          <w:lang w:val="ru-RU"/>
+        </w:rPr>
+      </w:pPr>
+      <w:r>
+        <w:rPr>
+          <w:sz w:val="28"/>
+          <w:szCs w:val="28"/>
+          <w:lang w:val="ru-RU"/>
+        </w:rPr>
+        <w:drawing>
+          <wp:inline distT="0" distB="0" distL="0" distR="0" wp14:anchorId="5A58E3D6" wp14:editId="5C891931">
+            <wp:extent cx="1470660" cy="1476589"/>
+            <wp:effectExtent l="0" t="0" r="0" b="9525"/>
+            <wp:docPr id="475566810" name="Рисунок 1"/>
+            <wp:cNvGraphicFramePr>
+              <a:graphicFrameLocks xmlns:a="http://schemas.openxmlformats.org/drawingml/2006/main" noChangeAspect="1"/>
+            </wp:cNvGraphicFramePr>
+            <a:graphic xmlns:a="http://schemas.openxmlformats.org/drawingml/2006/main">
+              <a:graphicData uri="http://schemas.openxmlformats.org/drawingml/2006/picture">
+                <pic:pic xmlns:pic="http://schemas.openxmlformats.org/drawingml/2006/picture">
+                  <pic:nvPicPr>
+                    <pic:cNvPr id="475566810" name=""/>
+                    <pic:cNvPicPr/>
+                  </pic:nvPicPr>
+                  <pic:blipFill>
+                    <a:blip r:embed="rId12"/>
+                    <a:stretch>
+                      <a:fillRect/>
+                    </a:stretch>
+                  </pic:blipFill>
+                  <pic:spPr>
+                    <a:xfrm>
+                      <a:off x="0" y="0"/>
+                      <a:ext cx="1477204" cy="1483159"/>
+                    </a:xfrm>
+                    <a:prstGeom prst="rect">
+                      <a:avLst/>
+                    </a:prstGeom>
+                  </pic:spPr>
+                </pic:pic>
+              </a:graphicData>
+            </a:graphic>
+          </wp:inline>
+        </w:drawing>
       </w:r>
     </w:p>
     <w:p>
@@ -1632,6 +2055,1139 @@
           <w:lang w:val="ru-RU"/>
         </w:rPr>
       </w:pPr>
+      <w:r>
+        <w:rPr>
+          <w:sz w:val="28"/>
+          <w:szCs w:val="28"/>
+          <w:lang w:val="ru-RU"/>
+        </w:rPr>
+        <w:lastRenderedPageBreak/>
+        <w:t xml:space="preserve">Для выполнения работы была реализована функция keras_model, принимающая на вход тензор входных данных x типа ndarray и возвращающая скомпилированную модель нейронной сети типа Sequential из библиотеки Keras. Внутри функции создаётся последовательная архитектура нейросети, состоящая из двух полносвязных слоёв: первый (скрытый) слой содержит 4 нейрона с функцией активации ReLU и принимает на вход данные размерности, соответствующей числу признаков в x; второй (выходной) слой состоит из одного нейрона с сигмоидной активацией, что позволяет модели выдавать вероятность принадлежности к классу в задаче бинарной классификации. </w:t>
+      </w:r>
+    </w:p>
+    <w:p>
+      <w:pPr>
+        <w:ind w:firstLine="709"/>
+        <w:jc w:val="both"/>
+        <w:rPr>
+          <w:sz w:val="28"/>
+          <w:szCs w:val="28"/>
+          <w:lang w:val="ru-RU"/>
+        </w:rPr>
+      </w:pPr>
+      <w:r>
+        <w:rPr>
+          <w:sz w:val="28"/>
+          <w:szCs w:val="28"/>
+          <w:lang w:val="ru-RU"/>
+        </w:rPr>
+        <w:t>Модель компилируется с использованием оптимизатора Adam с фиксированным шагом обучения learning_rate=0.02, функции потерь binary_crossentropy (стандартной для бинарной классификации) и метрики accuracy для оценки точности предсказаний в процессе обучения.</w:t>
+      </w:r>
+    </w:p>
+    <w:p>
+      <w:pPr>
+        <w:ind w:firstLine="0"/>
+        <w:jc w:val="both"/>
+        <w:rPr>
+          <w:sz w:val="28"/>
+          <w:szCs w:val="28"/>
+          <w:lang w:val="ru-RU"/>
+        </w:rPr>
+      </w:pPr>
+      <w:r>
+        <w:rPr>
+          <w:sz w:val="28"/>
+          <w:szCs w:val="28"/>
+          <w:lang w:val="ru-RU"/>
+        </w:rPr>
+        <w:drawing>
+          <wp:inline distT="0" distB="0" distL="0" distR="0" wp14:anchorId="7061B6E5" wp14:editId="37629788">
+            <wp:extent cx="6481445" cy="1350645"/>
+            <wp:effectExtent l="0" t="0" r="0" b="1905"/>
+            <wp:docPr id="1171977872" name="Рисунок 1"/>
+            <wp:cNvGraphicFramePr>
+              <a:graphicFrameLocks xmlns:a="http://schemas.openxmlformats.org/drawingml/2006/main" noChangeAspect="1"/>
+            </wp:cNvGraphicFramePr>
+            <a:graphic xmlns:a="http://schemas.openxmlformats.org/drawingml/2006/main">
+              <a:graphicData uri="http://schemas.openxmlformats.org/drawingml/2006/picture">
+                <pic:pic xmlns:pic="http://schemas.openxmlformats.org/drawingml/2006/picture">
+                  <pic:nvPicPr>
+                    <pic:cNvPr id="1171977872" name=""/>
+                    <pic:cNvPicPr/>
+                  </pic:nvPicPr>
+                  <pic:blipFill>
+                    <a:blip r:embed="rId13"/>
+                    <a:stretch>
+                      <a:fillRect/>
+                    </a:stretch>
+                  </pic:blipFill>
+                  <pic:spPr>
+                    <a:xfrm>
+                      <a:off x="0" y="0"/>
+                      <a:ext cx="6481445" cy="1350645"/>
+                    </a:xfrm>
+                    <a:prstGeom prst="rect">
+                      <a:avLst/>
+                    </a:prstGeom>
+                  </pic:spPr>
+                </pic:pic>
+              </a:graphicData>
+            </a:graphic>
+          </wp:inline>
+        </w:drawing>
+      </w:r>
+    </w:p>
+    <w:p>
+      <w:pPr>
+        <w:ind w:firstLine="709"/>
+        <w:jc w:val="both"/>
+        <w:rPr>
+          <w:sz w:val="28"/>
+          <w:szCs w:val="28"/>
+          <w:lang w:val="en-US"/>
+        </w:rPr>
+      </w:pPr>
+      <w:r>
+        <w:rPr>
+          <w:sz w:val="28"/>
+          <w:szCs w:val="28"/>
+          <w:lang w:val="ru-RU"/>
+        </w:rPr>
+        <w:t xml:space="preserve">Для ручной симуляции нейросети реализованы две вспомогательные функции активации. Функция manual_relu принимает массив чисел, создаёт его копию и заменяет каждый отрицательный элемент на ноль, реализуя поэлементную ReLU-активацию. Функция manual_sigmoid вычисляет сигмоиду для скалярного значения по формуле </w:t>
+      </w:r>
+      <m:oMath>
+        <m:f>
+          <m:fPr>
+            <m:ctrlPr>
+              <w:rPr>
+                <w:rFonts w:ascii="Cambria Math" w:hAnsi="Cambria Math"/>
+                <w:i/>
+                <w:sz w:val="28"/>
+                <w:szCs w:val="28"/>
+                <w:lang w:val="ru-RU"/>
+              </w:rPr>
+            </m:ctrlPr>
+          </m:fPr>
+          <m:num>
+            <m:r>
+              <w:rPr>
+                <w:rFonts w:ascii="Cambria Math" w:hAnsi="Cambria Math"/>
+                <w:sz w:val="28"/>
+                <w:szCs w:val="28"/>
+                <w:lang w:val="ru-RU"/>
+              </w:rPr>
+              <m:t>1</m:t>
+            </m:r>
+          </m:num>
+          <m:den>
+            <m:r>
+              <m:rPr>
+                <m:sty m:val="p"/>
+              </m:rPr>
+              <w:rPr>
+                <w:rFonts w:ascii="Cambria Math" w:hAnsi="Cambria Math"/>
+                <w:sz w:val="28"/>
+                <w:szCs w:val="28"/>
+                <w:lang w:val="ru-RU"/>
+              </w:rPr>
+              <m:t>1+</m:t>
+            </m:r>
+            <m:sSup>
+              <m:sSupPr>
+                <m:ctrlPr>
+                  <w:rPr>
+                    <w:rFonts w:ascii="Cambria Math" w:hAnsi="Cambria Math"/>
+                    <w:i/>
+                    <w:sz w:val="28"/>
+                    <w:szCs w:val="28"/>
+                    <w:lang w:val="ru-RU"/>
+                  </w:rPr>
+                </m:ctrlPr>
+              </m:sSupPr>
+              <m:e>
+                <m:r>
+                  <w:rPr>
+                    <w:rFonts w:ascii="Cambria Math" w:hAnsi="Cambria Math"/>
+                    <w:sz w:val="28"/>
+                    <w:szCs w:val="28"/>
+                    <w:lang w:val="ru-RU"/>
+                  </w:rPr>
+                  <m:t>e</m:t>
+                </m:r>
+              </m:e>
+              <m:sup>
+                <m:r>
+                  <w:rPr>
+                    <w:rFonts w:ascii="Cambria Math" w:hAnsi="Cambria Math"/>
+                    <w:sz w:val="28"/>
+                    <w:szCs w:val="28"/>
+                    <w:lang w:val="ru-RU"/>
+                  </w:rPr>
+                  <m:t>-</m:t>
+                </m:r>
+                <m:r>
+                  <w:rPr>
+                    <w:rFonts w:ascii="Cambria Math" w:hAnsi="Cambria Math"/>
+                    <w:sz w:val="28"/>
+                    <w:szCs w:val="28"/>
+                    <w:lang w:val="en-US"/>
+                  </w:rPr>
+                  <m:t>x</m:t>
+                </m:r>
+              </m:sup>
+            </m:sSup>
+          </m:den>
+        </m:f>
+      </m:oMath>
+      <w:r>
+        <w:rPr>
+          <w:sz w:val="28"/>
+          <w:szCs w:val="28"/>
+          <w:lang w:val="ru-RU"/>
+        </w:rPr>
+        <w:t xml:space="preserve"> </w:t>
+      </w:r>
+      <w:r>
+        <w:rPr>
+          <w:sz w:val="28"/>
+          <w:szCs w:val="28"/>
+          <w:lang w:val="ru-RU"/>
+        </w:rPr>
+        <w:t xml:space="preserve"> с использованием константы math.e. Обе функции предназначены для использования в полностью поэлементной реализации прямого прохода без применения векторизованных операций NumPy.</w:t>
+      </w:r>
+    </w:p>
+    <w:p>
+      <w:pPr>
+        <w:ind w:firstLine="0"/>
+        <w:jc w:val="both"/>
+        <w:rPr>
+          <w:sz w:val="28"/>
+          <w:szCs w:val="28"/>
+          <w:lang w:val="en-US"/>
+        </w:rPr>
+      </w:pPr>
+      <w:r>
+        <w:rPr>
+          <w:sz w:val="28"/>
+          <w:szCs w:val="28"/>
+          <w:lang w:val="en-US"/>
+        </w:rPr>
+        <w:drawing>
+          <wp:inline distT="0" distB="0" distL="0" distR="0" wp14:anchorId="6866EA34" wp14:editId="15BDAB02">
+            <wp:extent cx="3810000" cy="2205789"/>
+            <wp:effectExtent l="0" t="0" r="0" b="4445"/>
+            <wp:docPr id="804039980" name="Рисунок 1"/>
+            <wp:cNvGraphicFramePr>
+              <a:graphicFrameLocks xmlns:a="http://schemas.openxmlformats.org/drawingml/2006/main" noChangeAspect="1"/>
+            </wp:cNvGraphicFramePr>
+            <a:graphic xmlns:a="http://schemas.openxmlformats.org/drawingml/2006/main">
+              <a:graphicData uri="http://schemas.openxmlformats.org/drawingml/2006/picture">
+                <pic:pic xmlns:pic="http://schemas.openxmlformats.org/drawingml/2006/picture">
+                  <pic:nvPicPr>
+                    <pic:cNvPr id="804039980" name=""/>
+                    <pic:cNvPicPr/>
+                  </pic:nvPicPr>
+                  <pic:blipFill>
+                    <a:blip r:embed="rId14"/>
+                    <a:stretch>
+                      <a:fillRect/>
+                    </a:stretch>
+                  </pic:blipFill>
+                  <pic:spPr>
+                    <a:xfrm>
+                      <a:off x="0" y="0"/>
+                      <a:ext cx="3820575" cy="2211911"/>
+                    </a:xfrm>
+                    <a:prstGeom prst="rect">
+                      <a:avLst/>
+                    </a:prstGeom>
+                  </pic:spPr>
+                </pic:pic>
+              </a:graphicData>
+            </a:graphic>
+          </wp:inline>
+        </w:drawing>
+      </w:r>
+    </w:p>
+    <w:p>
+      <w:pPr>
+        <w:ind w:firstLine="709"/>
+        <w:jc w:val="both"/>
+        <w:rPr>
+          <w:sz w:val="28"/>
+          <w:szCs w:val="28"/>
+          <w:lang w:val="ru-RU"/>
+        </w:rPr>
+      </w:pPr>
+      <w:r>
+        <w:rPr>
+          <w:sz w:val="28"/>
+          <w:szCs w:val="28"/>
+        </w:rPr>
+        <w:lastRenderedPageBreak/>
+        <w:t xml:space="preserve">Реализована функция manual_model, выполняющая полный прямой проход нейронной сети с использованием исключительно поэлементных операций. Функция принимает входной тензор x и веса двух слоёв (w1, b1 — первого скрытого слоя; w2, b2 — выходного слоя). Для каждого входного примера последовательно вычисляется взвешенная сумма во всех нейронах первого слоя с последующим добавлением смещений, после чего к результату применяется функция активации ReLU через вызов manual_relu. </w:t>
+      </w:r>
+    </w:p>
+    <w:p>
+      <w:pPr>
+        <w:ind w:firstLine="709"/>
+        <w:jc w:val="both"/>
+        <w:rPr>
+          <w:sz w:val="28"/>
+          <w:szCs w:val="28"/>
+          <w:lang w:val="ru-RU"/>
+        </w:rPr>
+      </w:pPr>
+      <w:r>
+        <w:rPr>
+          <w:sz w:val="28"/>
+          <w:szCs w:val="28"/>
+        </w:rPr>
+        <w:t>Затем вычисляется взвешенная сумма выходов скрытого слоя для единственного нейрона второго слоя, к которой добавляется смещение b2, и к итоговому значению применяется сигмоидная активация через manual_sigmoid. Результаты для всех входных примеров собираются в список и возвращаются в виде списка вещественных чисел. Эта реализация полностью имитирует работу обученной Keras-модели без использования векторизованных операций.</w:t>
+      </w:r>
+    </w:p>
+    <w:p>
+      <w:pPr>
+        <w:ind w:firstLine="0"/>
+        <w:jc w:val="both"/>
+        <w:rPr>
+          <w:sz w:val="28"/>
+          <w:szCs w:val="28"/>
+          <w:lang w:val="ru-RU"/>
+        </w:rPr>
+      </w:pPr>
+      <w:r>
+        <w:rPr>
+          <w:sz w:val="28"/>
+          <w:szCs w:val="28"/>
+          <w:lang w:val="ru-RU"/>
+        </w:rPr>
+        <w:drawing>
+          <wp:inline distT="0" distB="0" distL="0" distR="0" wp14:anchorId="24D0A1DD" wp14:editId="57F149F4">
+            <wp:extent cx="5460532" cy="4724400"/>
+            <wp:effectExtent l="0" t="0" r="6985" b="0"/>
+            <wp:docPr id="1602661798" name="Рисунок 1"/>
+            <wp:cNvGraphicFramePr>
+              <a:graphicFrameLocks xmlns:a="http://schemas.openxmlformats.org/drawingml/2006/main" noChangeAspect="1"/>
+            </wp:cNvGraphicFramePr>
+            <a:graphic xmlns:a="http://schemas.openxmlformats.org/drawingml/2006/main">
+              <a:graphicData uri="http://schemas.openxmlformats.org/drawingml/2006/picture">
+                <pic:pic xmlns:pic="http://schemas.openxmlformats.org/drawingml/2006/picture">
+                  <pic:nvPicPr>
+                    <pic:cNvPr id="1602661798" name=""/>
+                    <pic:cNvPicPr/>
+                  </pic:nvPicPr>
+                  <pic:blipFill>
+                    <a:blip r:embed="rId15"/>
+                    <a:stretch>
+                      <a:fillRect/>
+                    </a:stretch>
+                  </pic:blipFill>
+                  <pic:spPr>
+                    <a:xfrm>
+                      <a:off x="0" y="0"/>
+                      <a:ext cx="5467430" cy="4730368"/>
+                    </a:xfrm>
+                    <a:prstGeom prst="rect">
+                      <a:avLst/>
+                    </a:prstGeom>
+                  </pic:spPr>
+                </pic:pic>
+              </a:graphicData>
+            </a:graphic>
+          </wp:inline>
+        </w:drawing>
+      </w:r>
+    </w:p>
+    <w:p>
+      <w:pPr>
+        <w:ind w:firstLine="709"/>
+        <w:jc w:val="both"/>
+        <w:rPr>
+          <w:sz w:val="28"/>
+          <w:szCs w:val="28"/>
+          <w:lang w:val="ru-RU"/>
+        </w:rPr>
+      </w:pPr>
+      <w:r>
+        <w:rPr>
+          <w:sz w:val="28"/>
+          <w:szCs w:val="28"/>
+          <w:lang w:val="ru-RU"/>
+        </w:rPr>
+        <w:t xml:space="preserve">Реализована функция numpy_model, выполняющая прямой проход нейронной сети с использованием векторизованных операций NumPy. Функция принимает входной тензор x и веса двух слоёв — w1, b1 для первого (скрытого) слоя и w2, b2 для второго (выходного) слоя. Сначала вычисляется линейное преобразование </w:t>
+      </w:r>
+      <w:r>
+        <w:rPr>
+          <w:sz w:val="28"/>
+          <w:szCs w:val="28"/>
+          <w:lang w:val="ru-RU"/>
+        </w:rPr>
+        <w:lastRenderedPageBreak/>
+        <w:t xml:space="preserve">первого слоя через матричное умножение x @ w1 с последующим добавлением вектора смещений b1. К результату применяется ReLU-активация с помощью np.maximum(0.0, hidden). </w:t>
+      </w:r>
+    </w:p>
+    <w:p>
+      <w:pPr>
+        <w:ind w:firstLine="709"/>
+        <w:jc w:val="both"/>
+        <w:rPr>
+          <w:sz w:val="28"/>
+          <w:szCs w:val="28"/>
+          <w:lang w:val="ru-RU"/>
+        </w:rPr>
+      </w:pPr>
+      <w:r>
+        <w:rPr>
+          <w:sz w:val="28"/>
+          <w:szCs w:val="28"/>
+          <w:lang w:val="ru-RU"/>
+        </w:rPr>
+        <w:t xml:space="preserve">Далее аналогично вычисляется выход второго слоя: hidden @ w2 + b2, после чего к нему применяется сигмоидная функция с использованием </w:t>
+      </w:r>
+      <w:r>
+        <w:rPr>
+          <w:sz w:val="28"/>
+          <w:szCs w:val="28"/>
+          <w:lang w:val="ru-RU"/>
+        </w:rPr>
+        <w:t xml:space="preserve">метода </w:t>
+      </w:r>
+      <w:r>
+        <w:rPr>
+          <w:sz w:val="28"/>
+          <w:szCs w:val="28"/>
+          <w:lang w:val="ru-RU"/>
+        </w:rPr>
+        <w:t xml:space="preserve">np.exp. Полученный двумерный тензор преобразуется в одномерный массив с помощью </w:t>
+      </w:r>
+      <w:r>
+        <w:rPr>
+          <w:sz w:val="28"/>
+          <w:szCs w:val="28"/>
+          <w:lang w:val="ru-RU"/>
+        </w:rPr>
+        <w:t>flatten (</w:t>
+      </w:r>
+      <w:r>
+        <w:rPr>
+          <w:sz w:val="28"/>
+          <w:szCs w:val="28"/>
+          <w:lang w:val="ru-RU"/>
+        </w:rPr>
+        <w:t>) и возвращается как результат, что обеспечивает совместимость с выходом Keras-модели и ручной реализацией.</w:t>
+      </w:r>
+    </w:p>
+    <w:p>
+      <w:pPr>
+        <w:ind w:firstLine="0"/>
+        <w:jc w:val="both"/>
+        <w:rPr>
+          <w:sz w:val="28"/>
+          <w:szCs w:val="28"/>
+          <w:lang w:val="ru-RU"/>
+        </w:rPr>
+      </w:pPr>
+      <w:r>
+        <w:rPr>
+          <w:sz w:val="28"/>
+          <w:szCs w:val="28"/>
+          <w:lang w:val="ru-RU"/>
+        </w:rPr>
+        <w:drawing>
+          <wp:inline distT="0" distB="0" distL="0" distR="0" wp14:anchorId="69514C38" wp14:editId="11F3C28B">
+            <wp:extent cx="5760720" cy="1729112"/>
+            <wp:effectExtent l="0" t="0" r="0" b="4445"/>
+            <wp:docPr id="832178876" name="Рисунок 1"/>
+            <wp:cNvGraphicFramePr>
+              <a:graphicFrameLocks xmlns:a="http://schemas.openxmlformats.org/drawingml/2006/main" noChangeAspect="1"/>
+            </wp:cNvGraphicFramePr>
+            <a:graphic xmlns:a="http://schemas.openxmlformats.org/drawingml/2006/main">
+              <a:graphicData uri="http://schemas.openxmlformats.org/drawingml/2006/picture">
+                <pic:pic xmlns:pic="http://schemas.openxmlformats.org/drawingml/2006/picture">
+                  <pic:nvPicPr>
+                    <pic:cNvPr id="832178876" name=""/>
+                    <pic:cNvPicPr/>
+                  </pic:nvPicPr>
+                  <pic:blipFill>
+                    <a:blip r:embed="rId16"/>
+                    <a:stretch>
+                      <a:fillRect/>
+                    </a:stretch>
+                  </pic:blipFill>
+                  <pic:spPr>
+                    <a:xfrm>
+                      <a:off x="0" y="0"/>
+                      <a:ext cx="5764898" cy="1730366"/>
+                    </a:xfrm>
+                    <a:prstGeom prst="rect">
+                      <a:avLst/>
+                    </a:prstGeom>
+                  </pic:spPr>
+                </pic:pic>
+              </a:graphicData>
+            </a:graphic>
+          </wp:inline>
+        </w:drawing>
+      </w:r>
+    </w:p>
+    <w:p>
+      <w:pPr>
+        <w:ind w:firstLine="709"/>
+        <w:jc w:val="both"/>
+        <w:rPr>
+          <w:sz w:val="28"/>
+          <w:szCs w:val="28"/>
+          <w:lang w:val="ru-RU"/>
+        </w:rPr>
+      </w:pPr>
+      <w:r>
+        <w:rPr>
+          <w:sz w:val="28"/>
+          <w:szCs w:val="28"/>
+          <w:lang w:val="ru-RU"/>
+        </w:rPr>
+        <w:t>Реализована функция extract_weights, предназначенная для извлечения весов и смещений из модели Kera</w:t>
+      </w:r>
+      <w:r>
+        <w:rPr>
+          <w:sz w:val="28"/>
+          <w:szCs w:val="28"/>
+          <w:lang w:val="en-US"/>
+        </w:rPr>
+        <w:t>s</w:t>
+      </w:r>
+      <w:r>
+        <w:rPr>
+          <w:sz w:val="28"/>
+          <w:szCs w:val="28"/>
+          <w:lang w:val="ru-RU"/>
+        </w:rPr>
+        <w:t xml:space="preserve">. Функция получает доступ к параметрам первого и второго полносвязных слоёв с помощью метода get_weights, который возвращает кортеж (веса, смещения) для каждого слоя. Веса первого слоя транспонируются при выводе, поскольку в Keras они хранятся в виде матрицы размерности (число входных признаков × число нейронов), тогда как для ручной реализации удобнее использовать представление (число нейронов × число входов). </w:t>
+      </w:r>
+    </w:p>
+    <w:p>
+      <w:pPr>
+        <w:ind w:firstLine="709"/>
+        <w:jc w:val="both"/>
+        <w:rPr>
+          <w:sz w:val="28"/>
+          <w:szCs w:val="28"/>
+          <w:lang w:val="en-US"/>
+        </w:rPr>
+      </w:pPr>
+      <w:r>
+        <w:rPr>
+          <w:sz w:val="28"/>
+          <w:szCs w:val="28"/>
+          <w:lang w:val="ru-RU"/>
+        </w:rPr>
+        <w:t>Для второго слоя, содержащего один нейрон, веса извлекаются как одномерный вектор w2[:, 0]. Функция выводит все извлечённые параметры в читаемом виде и возвращает их в виде кортежа ((w1, b1), (w2, b2)), что позволяет передавать их в реализованные функции manual_model и numpy_model для симуляции работы нейросети.</w:t>
+      </w:r>
+    </w:p>
+    <w:p>
+      <w:pPr>
+        <w:ind w:firstLine="0"/>
+        <w:jc w:val="both"/>
+        <w:rPr>
+          <w:sz w:val="28"/>
+          <w:szCs w:val="28"/>
+          <w:lang w:val="en-US"/>
+        </w:rPr>
+      </w:pPr>
+      <w:r>
+        <w:rPr>
+          <w:sz w:val="28"/>
+          <w:szCs w:val="28"/>
+          <w:lang w:val="en-US"/>
+        </w:rPr>
+        <w:drawing>
+          <wp:inline distT="0" distB="0" distL="0" distR="0" wp14:anchorId="57D0DFC0" wp14:editId="6E4B714C">
+            <wp:extent cx="6672020" cy="1600200"/>
+            <wp:effectExtent l="0" t="0" r="0" b="0"/>
+            <wp:docPr id="455060947" name="Рисунок 1"/>
+            <wp:cNvGraphicFramePr>
+              <a:graphicFrameLocks xmlns:a="http://schemas.openxmlformats.org/drawingml/2006/main" noChangeAspect="1"/>
+            </wp:cNvGraphicFramePr>
+            <a:graphic xmlns:a="http://schemas.openxmlformats.org/drawingml/2006/main">
+              <a:graphicData uri="http://schemas.openxmlformats.org/drawingml/2006/picture">
+                <pic:pic xmlns:pic="http://schemas.openxmlformats.org/drawingml/2006/picture">
+                  <pic:nvPicPr>
+                    <pic:cNvPr id="455060947" name=""/>
+                    <pic:cNvPicPr/>
+                  </pic:nvPicPr>
+                  <pic:blipFill rotWithShape="1">
+                    <a:blip r:embed="rId17"/>
+                    <a:srcRect l="6466" r="1949"/>
+                    <a:stretch>
+                      <a:fillRect/>
+                    </a:stretch>
+                  </pic:blipFill>
+                  <pic:spPr bwMode="auto">
+                    <a:xfrm>
+                      <a:off x="0" y="0"/>
+                      <a:ext cx="6675234" cy="1600971"/>
+                    </a:xfrm>
+                    <a:prstGeom prst="rect">
+                      <a:avLst/>
+                    </a:prstGeom>
+                    <a:ln>
+                      <a:noFill/>
+                    </a:ln>
+                    <a:extLst>
+                      <a:ext uri="{53640926-AAD7-44D8-BBD7-CCE9431645EC}">
+                        <a14:shadowObscured xmlns:a14="http://schemas.microsoft.com/office/drawing/2010/main"/>
+                      </a:ext>
+                    </a:extLst>
+                  </pic:spPr>
+                </pic:pic>
+              </a:graphicData>
+            </a:graphic>
+          </wp:inline>
+        </w:drawing>
+      </w:r>
+    </w:p>
+    <w:p>
+      <w:pPr>
+        <w:jc w:val="both"/>
+        <w:rPr>
+          <w:sz w:val="28"/>
+          <w:szCs w:val="28"/>
+          <w:lang w:val="ru-RU"/>
+        </w:rPr>
+      </w:pPr>
+      <w:r>
+        <w:rPr>
+          <w:sz w:val="28"/>
+          <w:szCs w:val="28"/>
+          <w:lang w:val="ru-RU"/>
+        </w:rPr>
+        <w:lastRenderedPageBreak/>
+        <w:t xml:space="preserve">Реализована функция print_results для сравнения предсказаний Keras-модели, ручной и NumPy-реализаций нейросети. Она извлекает веса модели, передаёт их в manual_model (с транспонированием весов) и numpy_model, а затем выводит все три результата — из </w:t>
+      </w:r>
+      <w:r>
+        <w:rPr>
+          <w:sz w:val="28"/>
+          <w:szCs w:val="28"/>
+          <w:lang w:val="ru-RU"/>
+        </w:rPr>
+        <w:t>model.predict</w:t>
+      </w:r>
+      <w:r>
+        <w:rPr>
+          <w:sz w:val="28"/>
+          <w:szCs w:val="28"/>
+          <w:lang w:val="ru-RU"/>
+        </w:rPr>
+        <w:t>, manual_model и numpy_model — для визуальной проверки их совпадения.</w:t>
+      </w:r>
+    </w:p>
+    <w:p>
+      <w:pPr>
+        <w:ind w:firstLine="0"/>
+        <w:rPr>
+          <w:sz w:val="28"/>
+          <w:szCs w:val="28"/>
+          <w:lang w:val="ru-RU"/>
+        </w:rPr>
+      </w:pPr>
+      <w:r>
+        <w:rPr>
+          <w:sz w:val="28"/>
+          <w:szCs w:val="28"/>
+          <w:lang w:val="ru-RU"/>
+        </w:rPr>
+        <w:drawing>
+          <wp:inline distT="0" distB="0" distL="0" distR="0" wp14:anchorId="42E96C90" wp14:editId="758A510F">
+            <wp:extent cx="6481445" cy="2103755"/>
+            <wp:effectExtent l="0" t="0" r="0" b="0"/>
+            <wp:docPr id="2141215798" name="Рисунок 1"/>
+            <wp:cNvGraphicFramePr>
+              <a:graphicFrameLocks xmlns:a="http://schemas.openxmlformats.org/drawingml/2006/main" noChangeAspect="1"/>
+            </wp:cNvGraphicFramePr>
+            <a:graphic xmlns:a="http://schemas.openxmlformats.org/drawingml/2006/main">
+              <a:graphicData uri="http://schemas.openxmlformats.org/drawingml/2006/picture">
+                <pic:pic xmlns:pic="http://schemas.openxmlformats.org/drawingml/2006/picture">
+                  <pic:nvPicPr>
+                    <pic:cNvPr id="2141215798" name=""/>
+                    <pic:cNvPicPr/>
+                  </pic:nvPicPr>
+                  <pic:blipFill>
+                    <a:blip r:embed="rId18"/>
+                    <a:stretch>
+                      <a:fillRect/>
+                    </a:stretch>
+                  </pic:blipFill>
+                  <pic:spPr>
+                    <a:xfrm>
+                      <a:off x="0" y="0"/>
+                      <a:ext cx="6481445" cy="2103755"/>
+                    </a:xfrm>
+                    <a:prstGeom prst="rect">
+                      <a:avLst/>
+                    </a:prstGeom>
+                  </pic:spPr>
+                </pic:pic>
+              </a:graphicData>
+            </a:graphic>
+          </wp:inline>
+        </w:drawing>
+      </w:r>
+    </w:p>
+    <w:p>
+      <w:pPr>
+        <w:ind w:firstLine="709"/>
+        <w:jc w:val="both"/>
+        <w:rPr>
+          <w:sz w:val="28"/>
+          <w:szCs w:val="28"/>
+          <w:lang w:val="ru-RU"/>
+        </w:rPr>
+      </w:pPr>
+      <w:r>
+        <w:rPr>
+          <w:sz w:val="28"/>
+          <w:szCs w:val="28"/>
+          <w:lang w:val="ru-RU"/>
+        </w:rPr>
+        <w:t>Сгенерирован датасет с помощью функции generate_dataset, содержащий все 8 комбинаций входных бинарных векторов и соответствующие метки логической функции. На его основе создана необученная Keras-модель с помощью функции keras_model. Перед началом обучения вызвана функция print_results, которая выводит предсказания трёх реализаций нейросети — исходной Keras-модели, ручной и векторизованной версий — для проверки корректности их работы в начальном состоянии (с случайными весами).</w:t>
+      </w:r>
+    </w:p>
+    <w:p>
+      <w:pPr>
+        <w:ind w:firstLine="0"/>
+        <w:jc w:val="both"/>
+        <w:rPr>
+          <w:sz w:val="28"/>
+          <w:szCs w:val="28"/>
+          <w:lang w:val="ru-RU"/>
+        </w:rPr>
+      </w:pPr>
+      <w:r>
+        <w:rPr>
+          <w:sz w:val="28"/>
+          <w:szCs w:val="28"/>
+          <w:lang w:val="ru-RU"/>
+        </w:rPr>
+        <w:drawing>
+          <wp:inline distT="0" distB="0" distL="0" distR="0" wp14:anchorId="704C10BF" wp14:editId="0A253CA9">
+            <wp:extent cx="3177540" cy="1345236"/>
+            <wp:effectExtent l="0" t="0" r="3810" b="7620"/>
+            <wp:docPr id="1972187322" name="Рисунок 1"/>
+            <wp:cNvGraphicFramePr>
+              <a:graphicFrameLocks xmlns:a="http://schemas.openxmlformats.org/drawingml/2006/main" noChangeAspect="1"/>
+            </wp:cNvGraphicFramePr>
+            <a:graphic xmlns:a="http://schemas.openxmlformats.org/drawingml/2006/main">
+              <a:graphicData uri="http://schemas.openxmlformats.org/drawingml/2006/picture">
+                <pic:pic xmlns:pic="http://schemas.openxmlformats.org/drawingml/2006/picture">
+                  <pic:nvPicPr>
+                    <pic:cNvPr id="1972187322" name=""/>
+                    <pic:cNvPicPr/>
+                  </pic:nvPicPr>
+                  <pic:blipFill>
+                    <a:blip r:embed="rId19"/>
+                    <a:stretch>
+                      <a:fillRect/>
+                    </a:stretch>
+                  </pic:blipFill>
+                  <pic:spPr>
+                    <a:xfrm>
+                      <a:off x="0" y="0"/>
+                      <a:ext cx="3184448" cy="1348161"/>
+                    </a:xfrm>
+                    <a:prstGeom prst="rect">
+                      <a:avLst/>
+                    </a:prstGeom>
+                  </pic:spPr>
+                </pic:pic>
+              </a:graphicData>
+            </a:graphic>
+          </wp:inline>
+        </w:drawing>
+      </w:r>
+    </w:p>
+    <w:p>
+      <w:pPr>
+        <w:ind w:firstLine="0"/>
+        <w:jc w:val="both"/>
+        <w:rPr>
+          <w:sz w:val="28"/>
+          <w:szCs w:val="28"/>
+          <w:lang w:val="ru-RU"/>
+        </w:rPr>
+      </w:pPr>
+      <w:r>
+        <w:rPr>
+          <w:sz w:val="28"/>
+          <w:szCs w:val="28"/>
+          <w:lang w:val="ru-RU"/>
+        </w:rPr>
+        <w:drawing>
+          <wp:inline distT="0" distB="0" distL="0" distR="0" wp14:anchorId="0E576470" wp14:editId="20530306">
+            <wp:extent cx="4000500" cy="2582210"/>
+            <wp:effectExtent l="0" t="0" r="0" b="8890"/>
+            <wp:docPr id="2065518343" name="Рисунок 1"/>
+            <wp:cNvGraphicFramePr>
+              <a:graphicFrameLocks xmlns:a="http://schemas.openxmlformats.org/drawingml/2006/main" noChangeAspect="1"/>
+            </wp:cNvGraphicFramePr>
+            <a:graphic xmlns:a="http://schemas.openxmlformats.org/drawingml/2006/main">
+              <a:graphicData uri="http://schemas.openxmlformats.org/drawingml/2006/picture">
+                <pic:pic xmlns:pic="http://schemas.openxmlformats.org/drawingml/2006/picture">
+                  <pic:nvPicPr>
+                    <pic:cNvPr id="2065518343" name=""/>
+                    <pic:cNvPicPr/>
+                  </pic:nvPicPr>
+                  <pic:blipFill>
+                    <a:blip r:embed="rId20"/>
+                    <a:stretch>
+                      <a:fillRect/>
+                    </a:stretch>
+                  </pic:blipFill>
+                  <pic:spPr>
+                    <a:xfrm>
+                      <a:off x="0" y="0"/>
+                      <a:ext cx="4011802" cy="2589505"/>
+                    </a:xfrm>
+                    <a:prstGeom prst="rect">
+                      <a:avLst/>
+                    </a:prstGeom>
+                  </pic:spPr>
+                </pic:pic>
+              </a:graphicData>
+            </a:graphic>
+          </wp:inline>
+        </w:drawing>
+      </w:r>
+    </w:p>
+    <w:p>
+      <w:pPr>
+        <w:ind w:firstLine="0"/>
+        <w:jc w:val="both"/>
+        <w:rPr>
+          <w:sz w:val="28"/>
+          <w:szCs w:val="28"/>
+          <w:lang w:val="ru-RU"/>
+        </w:rPr>
+      </w:pPr>
+      <w:r>
+        <w:rPr>
+          <w:sz w:val="28"/>
+          <w:szCs w:val="28"/>
+          <w:lang w:val="ru-RU"/>
+        </w:rPr>
+        <w:lastRenderedPageBreak/>
+        <w:drawing>
+          <wp:inline distT="0" distB="0" distL="0" distR="0" wp14:anchorId="729E7A87" wp14:editId="1AEB32C4">
+            <wp:extent cx="6484620" cy="892713"/>
+            <wp:effectExtent l="0" t="0" r="0" b="3175"/>
+            <wp:docPr id="2096144256" name="Рисунок 1"/>
+            <wp:cNvGraphicFramePr>
+              <a:graphicFrameLocks xmlns:a="http://schemas.openxmlformats.org/drawingml/2006/main" noChangeAspect="1"/>
+            </wp:cNvGraphicFramePr>
+            <a:graphic xmlns:a="http://schemas.openxmlformats.org/drawingml/2006/main">
+              <a:graphicData uri="http://schemas.openxmlformats.org/drawingml/2006/picture">
+                <pic:pic xmlns:pic="http://schemas.openxmlformats.org/drawingml/2006/picture">
+                  <pic:nvPicPr>
+                    <pic:cNvPr id="2096144256" name=""/>
+                    <pic:cNvPicPr/>
+                  </pic:nvPicPr>
+                  <pic:blipFill rotWithShape="1">
+                    <a:blip r:embed="rId21"/>
+                    <a:srcRect r="23070"/>
+                    <a:stretch>
+                      <a:fillRect/>
+                    </a:stretch>
+                  </pic:blipFill>
+                  <pic:spPr bwMode="auto">
+                    <a:xfrm>
+                      <a:off x="0" y="0"/>
+                      <a:ext cx="6539169" cy="900223"/>
+                    </a:xfrm>
+                    <a:prstGeom prst="rect">
+                      <a:avLst/>
+                    </a:prstGeom>
+                    <a:ln>
+                      <a:noFill/>
+                    </a:ln>
+                    <a:extLst>
+                      <a:ext uri="{53640926-AAD7-44D8-BBD7-CCE9431645EC}">
+                        <a14:shadowObscured xmlns:a14="http://schemas.microsoft.com/office/drawing/2010/main"/>
+                      </a:ext>
+                    </a:extLst>
+                  </pic:spPr>
+                </pic:pic>
+              </a:graphicData>
+            </a:graphic>
+          </wp:inline>
+        </w:drawing>
+      </w:r>
+    </w:p>
+    <w:p>
+      <w:pPr>
+        <w:ind w:firstLine="709"/>
+        <w:jc w:val="both"/>
+        <w:rPr>
+          <w:sz w:val="28"/>
+          <w:szCs w:val="28"/>
+          <w:lang w:val="ru-RU"/>
+        </w:rPr>
+      </w:pPr>
+      <w:r>
+        <w:rPr>
+          <w:sz w:val="28"/>
+          <w:szCs w:val="28"/>
+        </w:rPr>
+        <w:t>Приведённый вывод демонстрирует результаты предсказаний трёх реализаций нейронной сети до начала обучения (с инициализированными случайными весами). Первая строка — выход Keras-модели, вторая — ручной поэлементной реализации manual_model, третья — векторизованной версии numpy_model. Значения во всех трёх строках идентичны</w:t>
+      </w:r>
+      <w:r>
+        <w:rPr>
+          <w:sz w:val="28"/>
+          <w:szCs w:val="28"/>
+          <w:lang w:val="ru-RU"/>
+        </w:rPr>
+        <w:t xml:space="preserve">, </w:t>
+      </w:r>
+      <w:r>
+        <w:rPr>
+          <w:sz w:val="28"/>
+          <w:szCs w:val="28"/>
+        </w:rPr>
+        <w:t>что подтверждает корректность реализации обеих функций симуляции.</w:t>
+      </w:r>
+    </w:p>
+    <w:p>
+      <w:pPr>
+        <w:ind w:firstLine="709"/>
+        <w:jc w:val="both"/>
+        <w:rPr>
+          <w:sz w:val="28"/>
+          <w:szCs w:val="28"/>
+          <w:lang w:val="ru-RU"/>
+        </w:rPr>
+      </w:pPr>
+      <w:r>
+        <w:rPr>
+          <w:sz w:val="28"/>
+          <w:szCs w:val="28"/>
+          <w:lang w:val="ru-RU"/>
+        </w:rPr>
+        <w:t>Далее было в</w:t>
+      </w:r>
+      <w:r>
+        <w:rPr>
+          <w:sz w:val="28"/>
+          <w:szCs w:val="28"/>
+          <w:lang w:val="ru-RU"/>
+        </w:rPr>
+        <w:t>ыполнено обучение Keras-модели на полном датасете в течение 100 эпох, после чего с помощью функции print_results выведены предсказания всех трёх реализаций (Keras, ручной и NumPy) для проверки их совпадения уже на обученных весах.</w:t>
+      </w:r>
+    </w:p>
+    <w:p>
+      <w:pPr>
+        <w:ind w:firstLine="0"/>
+        <w:jc w:val="both"/>
+        <w:rPr>
+          <w:sz w:val="28"/>
+          <w:szCs w:val="28"/>
+          <w:lang w:val="ru-RU"/>
+        </w:rPr>
+      </w:pPr>
+      <w:r>
+        <w:rPr>
+          <w:sz w:val="28"/>
+          <w:szCs w:val="28"/>
+          <w:lang w:val="ru-RU"/>
+        </w:rPr>
+        <w:drawing>
+          <wp:inline distT="0" distB="0" distL="0" distR="0" wp14:anchorId="0947C650" wp14:editId="218F9912">
+            <wp:extent cx="5582429" cy="933580"/>
+            <wp:effectExtent l="0" t="0" r="0" b="0"/>
+            <wp:docPr id="1687963809" name="Рисунок 1"/>
+            <wp:cNvGraphicFramePr>
+              <a:graphicFrameLocks xmlns:a="http://schemas.openxmlformats.org/drawingml/2006/main" noChangeAspect="1"/>
+            </wp:cNvGraphicFramePr>
+            <a:graphic xmlns:a="http://schemas.openxmlformats.org/drawingml/2006/main">
+              <a:graphicData uri="http://schemas.openxmlformats.org/drawingml/2006/picture">
+                <pic:pic xmlns:pic="http://schemas.openxmlformats.org/drawingml/2006/picture">
+                  <pic:nvPicPr>
+                    <pic:cNvPr id="1687963809" name=""/>
+                    <pic:cNvPicPr/>
+                  </pic:nvPicPr>
+                  <pic:blipFill>
+                    <a:blip r:embed="rId22"/>
+                    <a:stretch>
+                      <a:fillRect/>
+                    </a:stretch>
+                  </pic:blipFill>
+                  <pic:spPr>
+                    <a:xfrm>
+                      <a:off x="0" y="0"/>
+                      <a:ext cx="5582429" cy="933580"/>
+                    </a:xfrm>
+                    <a:prstGeom prst="rect">
+                      <a:avLst/>
+                    </a:prstGeom>
+                  </pic:spPr>
+                </pic:pic>
+              </a:graphicData>
+            </a:graphic>
+          </wp:inline>
+        </w:drawing>
+      </w:r>
+    </w:p>
+    <w:p>
+      <w:pPr>
+        <w:ind w:firstLine="0"/>
+        <w:jc w:val="both"/>
+        <w:rPr>
+          <w:sz w:val="28"/>
+          <w:szCs w:val="28"/>
+          <w:lang w:val="ru-RU"/>
+        </w:rPr>
+      </w:pPr>
+      <w:r>
+        <w:rPr>
+          <w:sz w:val="28"/>
+          <w:szCs w:val="28"/>
+          <w:lang w:val="ru-RU"/>
+        </w:rPr>
+        <w:drawing>
+          <wp:inline distT="0" distB="0" distL="0" distR="0" wp14:anchorId="5D57862A" wp14:editId="38A866AF">
+            <wp:extent cx="6623224" cy="2834640"/>
+            <wp:effectExtent l="0" t="0" r="6350" b="3810"/>
+            <wp:docPr id="1704983763" name="Рисунок 1"/>
+            <wp:cNvGraphicFramePr>
+              <a:graphicFrameLocks xmlns:a="http://schemas.openxmlformats.org/drawingml/2006/main" noChangeAspect="1"/>
+            </wp:cNvGraphicFramePr>
+            <a:graphic xmlns:a="http://schemas.openxmlformats.org/drawingml/2006/main">
+              <a:graphicData uri="http://schemas.openxmlformats.org/drawingml/2006/picture">
+                <pic:pic xmlns:pic="http://schemas.openxmlformats.org/drawingml/2006/picture">
+                  <pic:nvPicPr>
+                    <pic:cNvPr id="1704983763" name=""/>
+                    <pic:cNvPicPr/>
+                  </pic:nvPicPr>
+                  <pic:blipFill rotWithShape="1">
+                    <a:blip r:embed="rId23"/>
+                    <a:srcRect r="19949"/>
+                    <a:stretch>
+                      <a:fillRect/>
+                    </a:stretch>
+                  </pic:blipFill>
+                  <pic:spPr bwMode="auto">
+                    <a:xfrm>
+                      <a:off x="0" y="0"/>
+                      <a:ext cx="6671051" cy="2855109"/>
+                    </a:xfrm>
+                    <a:prstGeom prst="rect">
+                      <a:avLst/>
+                    </a:prstGeom>
+                    <a:ln>
+                      <a:noFill/>
+                    </a:ln>
+                    <a:extLst>
+                      <a:ext uri="{53640926-AAD7-44D8-BBD7-CCE9431645EC}">
+                        <a14:shadowObscured xmlns:a14="http://schemas.microsoft.com/office/drawing/2010/main"/>
+                      </a:ext>
+                    </a:extLst>
+                  </pic:spPr>
+                </pic:pic>
+              </a:graphicData>
+            </a:graphic>
+          </wp:inline>
+        </w:drawing>
+      </w:r>
+    </w:p>
+    <w:p>
+      <w:pPr>
+        <w:ind w:firstLine="709"/>
+        <w:jc w:val="both"/>
+        <w:rPr>
+          <w:sz w:val="28"/>
+          <w:szCs w:val="28"/>
+          <w:lang w:val="ru-RU"/>
+        </w:rPr>
+      </w:pPr>
+      <w:r>
+        <w:rPr>
+          <w:sz w:val="28"/>
+          <w:szCs w:val="28"/>
+          <w:lang w:val="ru-RU"/>
+        </w:rPr>
+        <w:t>После обучения модели в течение 100</w:t>
+      </w:r>
+      <w:r>
+        <w:rPr>
+          <w:sz w:val="28"/>
+          <w:szCs w:val="28"/>
+          <w:lang w:val="ru-RU"/>
+        </w:rPr>
+        <w:t xml:space="preserve"> </w:t>
+      </w:r>
+      <w:r>
+        <w:rPr>
+          <w:sz w:val="28"/>
+          <w:szCs w:val="28"/>
+          <w:lang w:val="ru-RU"/>
+        </w:rPr>
+        <w:t>эпох достигнута точность accuracy: 1.0000, что означает корректную классификацию всех 8 входных примеров. Выведены веса и смещения обоих слоёв, а также результаты предсказаний трёх реализаций: Keras-модели, ручной (manual_model) и векторизованной (numpy_model). Все три набора предсказаний идентичны</w:t>
+      </w:r>
+      <w:r>
+        <w:rPr>
+          <w:sz w:val="28"/>
+          <w:szCs w:val="28"/>
+          <w:lang w:val="ru-RU"/>
+        </w:rPr>
+        <w:t xml:space="preserve">, </w:t>
+      </w:r>
+      <w:r>
+        <w:rPr>
+          <w:sz w:val="28"/>
+          <w:szCs w:val="28"/>
+          <w:lang w:val="ru-RU"/>
+        </w:rPr>
+        <w:t xml:space="preserve">что подтверждает корректность реализации </w:t>
+      </w:r>
+      <w:r>
+        <w:rPr>
+          <w:sz w:val="28"/>
+          <w:szCs w:val="28"/>
+          <w:lang w:val="ru-RU"/>
+        </w:rPr>
+        <w:lastRenderedPageBreak/>
+        <w:t>обеих функций симуляции. При этом значения выходов доста</w:t>
+      </w:r>
+      <w:r>
+        <w:rPr>
+          <w:sz w:val="28"/>
+          <w:szCs w:val="28"/>
+          <w:lang w:val="ru-RU"/>
+        </w:rPr>
+        <w:t xml:space="preserve">точно </w:t>
+      </w:r>
+      <w:r>
+        <w:rPr>
+          <w:sz w:val="28"/>
+          <w:szCs w:val="28"/>
+          <w:lang w:val="ru-RU"/>
+        </w:rPr>
+        <w:t>близки к 0 или 1</w:t>
+      </w:r>
+      <w:r>
+        <w:rPr>
+          <w:sz w:val="28"/>
+          <w:szCs w:val="28"/>
+          <w:lang w:val="ru-RU"/>
+        </w:rPr>
+        <w:t xml:space="preserve">, </w:t>
+      </w:r>
+      <w:r>
+        <w:rPr>
+          <w:sz w:val="28"/>
+          <w:szCs w:val="28"/>
+          <w:lang w:val="ru-RU"/>
+        </w:rPr>
+        <w:t>что указывает на уверенную работу обученной модели.</w:t>
+      </w:r>
     </w:p>
     <w:p>
       <w:pPr>
@@ -1656,47 +3212,66 @@
     </w:p>
     <w:p>
       <w:pPr>
+        <w:ind w:firstLine="709"/>
+        <w:jc w:val="both"/>
+        <w:rPr>
+          <w:sz w:val="28"/>
+          <w:szCs w:val="28"/>
+          <w:lang w:val="ru-RU"/>
+        </w:rPr>
+      </w:pPr>
+      <w:r>
+        <w:rPr>
+          <w:sz w:val="28"/>
+          <w:szCs w:val="28"/>
+          <w:lang w:val="ru-RU"/>
+        </w:rPr>
+        <w:t>В ходе выполнения лабораторной работы были решены две взаимосвязанные задачи. В первой реализована функция преобразования вектора целых неотрицательных чисел в матрицу их бинарных представлений с использованием побитовых операций и средств библиотеки NumPy. Во второй задаче построена и обучена нейронная сеть для вычисления заданной трёх</w:t>
+      </w:r>
+      <w:r>
+        <w:rPr>
+          <w:sz w:val="28"/>
+          <w:szCs w:val="28"/>
+          <w:lang w:val="ru-RU"/>
+        </w:rPr>
+        <w:t>-</w:t>
+      </w:r>
+      <w:r>
+        <w:rPr>
+          <w:sz w:val="28"/>
+          <w:szCs w:val="28"/>
+          <w:lang w:val="ru-RU"/>
+        </w:rPr>
+        <w:t>аргументной логической функции, а также разработаны две альтернативные реализации прямого прохода: полностью поэлементная и векторизованная с использованием операций NumPy.</w:t>
+      </w:r>
+    </w:p>
+    <w:p>
+      <w:pPr>
+        <w:ind w:firstLine="709"/>
+        <w:jc w:val="both"/>
+        <w:rPr>
+          <w:sz w:val="28"/>
+          <w:szCs w:val="28"/>
+          <w:lang w:val="ru-RU"/>
+        </w:rPr>
+      </w:pPr>
+      <w:r>
+        <w:rPr>
+          <w:sz w:val="28"/>
+          <w:szCs w:val="28"/>
+          <w:lang w:val="ru-RU"/>
+        </w:rPr>
+        <w:t>Экспериментальная проверка показала полное совпадение результатов всех трёх подходов — оригинальной Keras-модели, ручной и NumPy-реализаций — как до, так и после обучения, что подтверждает корректность написанного кода. Обученная модель достигла 100 % точности на полной таблице истинности, а реализованные функции успешно имитируют её работу, демонстрируя как принципы функционирования нейросетей, так и различия между поэлементными и векторизованными вычислениями</w:t>
+      </w:r>
+    </w:p>
+    <w:p>
+      <w:pPr>
         <w:ind w:firstLine="0"/>
         <w:jc w:val="both"/>
-      </w:pPr>
-      <w:r>
-        <w:rPr>
-          <w:sz w:val="28"/>
-          <w:szCs w:val="28"/>
-        </w:rPr>
-        <w:t>В ходе выполнения лабораторной работы была изучен</w:t>
-      </w:r>
-      <w:r>
-        <w:rPr>
-          <w:sz w:val="28"/>
-          <w:szCs w:val="28"/>
-          <w:lang w:val="ru-RU"/>
-        </w:rPr>
-        <w:t xml:space="preserve">а </w:t>
-      </w:r>
-      <w:r>
-        <w:rPr>
-          <w:sz w:val="28"/>
-          <w:szCs w:val="28"/>
-        </w:rPr>
-        <w:t>архитектура и реализована простая полносвязная нейронная сеть для решения задачи бинарной классификации. Была создана последовательная модель, состоящая из трёх полносвязных (</w:t>
-      </w:r>
-      <w:proofErr w:type="spellStart"/>
-      <w:r>
-        <w:rPr>
-          <w:sz w:val="28"/>
-          <w:szCs w:val="28"/>
-        </w:rPr>
-        <w:t>Dense</w:t>
-      </w:r>
-      <w:proofErr w:type="spellEnd"/>
-      <w:r>
-        <w:rPr>
-          <w:sz w:val="28"/>
-          <w:szCs w:val="28"/>
-        </w:rPr>
-        <w:t>) слоёв: два скрытых слоя по 16 нейронов с активационной функцией ReLU и выходной слой с одним нейроном и сигмоидной активацией, обеспечивающей вероятностную интерпретацию результата. В качестве функции потерь использовалась бинарная кросс-энтропия, оптимизатор — RMSprop, а для оценки качества обучения отслеживалась метрика точности (accuracy).</w:t>
-      </w:r>
+        <w:rPr>
+          <w:lang w:val="ru-RU"/>
+        </w:rPr>
+      </w:pPr>
     </w:p>
     <w:sectPr>
       <w:pgSz w:w="11906" w:h="16838"/>
